--- a/submission/final_manuscript.docx
+++ b/submission/final_manuscript.docx
@@ -33,7 +33,7 @@
           <w:b w:val="0"/>
           <w:i w:val="0"/>
         </w:rPr>
-        <w:t>AI shopping agents now stand between firms' product information and consumers' goals, so customer-centric evaluation must ask whether the agent represented the goal faithfully, not only whether its recommendation was good. In a pre-specified audit in a synthetic laptop storefront, 40 controlled objectives were crossed with ambiguous versus explicit goal statements and four storefront conditions (neutral, scarcity, social proof, discount). Gemini 3.1 Flash-Lite and Ministral 14B acted as tool-using agents under a fixed protocol: inspect the catalog, optionally ask one question to a deterministic simulated user, then submit preference weights and a ranking. Of 1,920 runs, 1,881 were valid. Goal ambiguity raised representation error D (ambiguous minus explicit: +0.095 (95% CI +0.069 to +0.119)). Under ambiguity, commercial cues left representation unchanged (ΔD = -0.001 (95% CI -0.006 to +0.004)), but lowered clarification (-0.054 (95% CI -0.070 to -0.039)) and slightly lowered utility (-0.006 (95% CI -0.010 to -0.003)), mainly for one model; these two cue effects did not replicate under an alternate request wording or a permuted product order, whereas the null representation shift did. Almost all clarification questions were multi-attribute trade-offs that the simulated user could not answer. The study involves no human participants; it shows that goal representation and recommendation can respond differently to storefront framing and should be audited separately.</w:t>
+        <w:t>AI shopping agents now stand between firms' product information and consumers' goals, so customer-centric evaluation must ask whether the agent represented the goal faithfully, not only whether its recommendation was good. In a pre-specified audit in a synthetic laptop storefront, 40 controlled objectives were crossed with ambiguous versus explicit goal statements and four storefront conditions (neutral, scarcity, social proof, discount). Gemini 3.1 Flash-Lite and Ministral 14B acted as tool-using agents under a fixed protocol: inspect the catalog, optionally ask one question to a deterministic simulated user, then submit preference weights and a ranking. Of 1,920 runs, 1,881 were valid. Goal ambiguity raised representation error D (ambiguous minus explicit: +0.095 (95% CI +0.069 to +0.119)). Under ambiguity, commercial cues left representation unchanged (ΔD = -0.001 (95% CI -0.006 to +0.004)), but lowered clarification (-0.054 (95% CI -0.070 to -0.039)) and slightly lowered utility (-0.006 (95% CI -0.010 to -0.003)), mainly for one model. These two cue effects replicated when the labels were moved to a different product set but not under an alternate request wording or a permuted product order; the null representation shift replicated in all three checks. Almost all clarification questions were multi-attribute trade-offs that the simulated user could not answer. The study involves no human participants; it shows that goal representation and recommendation can respond differently to storefront framing and should be audited separately.</w:t>
       </w:r>
     </w:p>
     <w:p>
@@ -4378,19 +4378,21 @@
       </w:r>
     </w:p>
     <w:p>
+      <w:pPr>
+        <w:pStyle w:val="ListBullet"/>
+      </w:pPr>
       <w:r>
         <w:rPr>
           <w:b w:val="0"/>
           <w:i w:val="0"/>
         </w:rPr>
-        <w:t xml:space="preserve">1. </w:t>
       </w:r>
       <w:r>
         <w:rPr>
           <w:b/>
           <w:i w:val="0"/>
         </w:rPr>
-        <w:t>Repeat stability.</w:t>
+        <w:t>(1) Repeat stability.</w:t>
       </w:r>
       <w:r>
         <w:rPr>
@@ -4401,19 +4403,21 @@
       </w:r>
     </w:p>
     <w:p>
+      <w:pPr>
+        <w:pStyle w:val="ListBullet"/>
+      </w:pPr>
       <w:r>
         <w:rPr>
           <w:b w:val="0"/>
           <w:i w:val="0"/>
         </w:rPr>
-        <w:t xml:space="preserve">2. </w:t>
       </w:r>
       <w:r>
         <w:rPr>
           <w:b/>
           <w:i w:val="0"/>
         </w:rPr>
-        <w:t>Alternate request template</w:t>
+        <w:t>(2) Alternate request template</w:t>
       </w:r>
       <w:r>
         <w:rPr>
@@ -4424,19 +4428,21 @@
       </w:r>
     </w:p>
     <w:p>
+      <w:pPr>
+        <w:pStyle w:val="ListBullet"/>
+      </w:pPr>
       <w:r>
         <w:rPr>
           <w:b w:val="0"/>
           <w:i w:val="0"/>
         </w:rPr>
-        <w:t xml:space="preserve">3. </w:t>
       </w:r>
       <w:r>
         <w:rPr>
           <w:b/>
           <w:i w:val="0"/>
         </w:rPr>
-        <w:t>Permuted product order</w:t>
+        <w:t>(3) Permuted product order</w:t>
       </w:r>
       <w:r>
         <w:rPr>
@@ -4447,19 +4453,21 @@
       </w:r>
     </w:p>
     <w:p>
+      <w:pPr>
+        <w:pStyle w:val="ListBullet"/>
+      </w:pPr>
       <w:r>
         <w:rPr>
           <w:b w:val="0"/>
           <w:i w:val="0"/>
         </w:rPr>
-        <w:t xml:space="preserve">4–5. </w:t>
       </w:r>
       <w:r>
         <w:rPr>
           <w:b/>
           <w:i w:val="0"/>
         </w:rPr>
-        <w:t>Model-specific effects</w:t>
+        <w:t>(4–5) Model-specific effects</w:t>
       </w:r>
       <w:r>
         <w:rPr>
@@ -4484,26 +4492,28 @@
       </w:r>
     </w:p>
     <w:p>
+      <w:pPr>
+        <w:pStyle w:val="ListBullet"/>
+      </w:pPr>
       <w:r>
         <w:rPr>
           <w:b w:val="0"/>
           <w:i w:val="0"/>
         </w:rPr>
-        <w:t xml:space="preserve">6. </w:t>
       </w:r>
       <w:r>
         <w:rPr>
           <w:b/>
           <w:i w:val="0"/>
         </w:rPr>
-        <w:t>Relocated cue set</w:t>
+        <w:t>(6) Relocated cue set</w:t>
       </w:r>
       <w:r>
         <w:rPr>
           <w:b w:val="0"/>
           <w:i w:val="0"/>
         </w:rPr>
-        <w:t>, where labels were placed on a different, independently drawn set of five products (not run): ΔD = not run; clarification difference not run; utility difference not run.</w:t>
+        <w:t>, where labels were placed on a different, independently drawn set of five products (315 of 320 runs valid; audit passed): ΔD = -0.000 (95% CI -0.009 to +0.008); clarification difference -0.043 (95% CI -0.067 to -0.019); utility difference -0.008 (95% CI -0.012 to -0.004).</w:t>
       </w:r>
     </w:p>
     <w:p>
@@ -4512,7 +4522,7 @@
           <w:b w:val="0"/>
           <w:i w:val="0"/>
         </w:rPr>
-        <w:t>Checks 2, 3 and 6 are separate datasets (ambiguous goal, 40 scenarios, all four storefront conditions, both models, one repetition) and are never pooled with the core.</w:t>
+        <w:t>Checks (2), (3) and (6) are separate datasets (ambiguous goal, 40 scenarios, all four storefront conditions, both models, one repetition) and are never pooled with the core.</w:t>
       </w:r>
     </w:p>
     <w:p>
@@ -5151,12 +5161,228 @@
           </w:p>
         </w:tc>
       </w:tr>
+      <w:tr>
+        <w:tc>
+          <w:tcPr>
+            <w:tcW w:type="dxa" w:w="2160"/>
+          </w:tcPr>
+          <w:p>
+            <w:r>
+              <w:rPr>
+                <w:sz w:val="16"/>
+              </w:rPr>
+              <w:t>Robust: cue location</w:t>
+            </w:r>
+          </w:p>
+        </w:tc>
+        <w:tc>
+          <w:tcPr>
+            <w:tcW w:type="dxa" w:w="2160"/>
+          </w:tcPr>
+          <w:p>
+            <w:r>
+              <w:rPr>
+                <w:sz w:val="16"/>
+              </w:rPr>
+              <w:t>Clarification rate</w:t>
+            </w:r>
+          </w:p>
+        </w:tc>
+        <w:tc>
+          <w:tcPr>
+            <w:tcW w:type="dxa" w:w="2160"/>
+          </w:tcPr>
+          <w:p>
+            <w:r>
+              <w:rPr>
+                <w:sz w:val="16"/>
+              </w:rPr>
+              <w:t>-0.043 [-0.067, -0.019]</w:t>
+            </w:r>
+          </w:p>
+        </w:tc>
+        <w:tc>
+          <w:tcPr>
+            <w:tcW w:type="dxa" w:w="2160"/>
+          </w:tcPr>
+          <w:p>
+            <w:r>
+              <w:rPr>
+                <w:sz w:val="16"/>
+              </w:rPr>
+              <w:t>315/320 valid</w:t>
+            </w:r>
+          </w:p>
+        </w:tc>
+      </w:tr>
+      <w:tr>
+        <w:tc>
+          <w:tcPr>
+            <w:tcW w:type="dxa" w:w="2160"/>
+          </w:tcPr>
+          <w:p>
+            <w:r>
+              <w:rPr>
+                <w:sz w:val="16"/>
+              </w:rPr>
+              <w:t>Robust: cue location</w:t>
+            </w:r>
+          </w:p>
+        </w:tc>
+        <w:tc>
+          <w:tcPr>
+            <w:tcW w:type="dxa" w:w="2160"/>
+          </w:tcPr>
+          <w:p>
+            <w:r>
+              <w:rPr>
+                <w:sz w:val="16"/>
+              </w:rPr>
+              <w:t>Representation error D</w:t>
+            </w:r>
+          </w:p>
+        </w:tc>
+        <w:tc>
+          <w:tcPr>
+            <w:tcW w:type="dxa" w:w="2160"/>
+          </w:tcPr>
+          <w:p>
+            <w:r>
+              <w:rPr>
+                <w:sz w:val="16"/>
+              </w:rPr>
+              <w:t>-0.000 [-0.009, 0.008]</w:t>
+            </w:r>
+          </w:p>
+        </w:tc>
+        <w:tc>
+          <w:tcPr>
+            <w:tcW w:type="dxa" w:w="2160"/>
+          </w:tcPr>
+          <w:p>
+            <w:r>
+              <w:rPr>
+                <w:sz w:val="16"/>
+              </w:rPr>
+              <w:t>315/320 valid</w:t>
+            </w:r>
+          </w:p>
+        </w:tc>
+      </w:tr>
+      <w:tr>
+        <w:tc>
+          <w:tcPr>
+            <w:tcW w:type="dxa" w:w="2160"/>
+          </w:tcPr>
+          <w:p>
+            <w:r>
+              <w:rPr>
+                <w:sz w:val="16"/>
+              </w:rPr>
+              <w:t>Robust: cue location</w:t>
+            </w:r>
+          </w:p>
+        </w:tc>
+        <w:tc>
+          <w:tcPr>
+            <w:tcW w:type="dxa" w:w="2160"/>
+          </w:tcPr>
+          <w:p>
+            <w:r>
+              <w:rPr>
+                <w:sz w:val="16"/>
+              </w:rPr>
+              <w:t>Recommendation utility</w:t>
+            </w:r>
+          </w:p>
+        </w:tc>
+        <w:tc>
+          <w:tcPr>
+            <w:tcW w:type="dxa" w:w="2160"/>
+          </w:tcPr>
+          <w:p>
+            <w:r>
+              <w:rPr>
+                <w:sz w:val="16"/>
+              </w:rPr>
+              <w:t>-0.008 [-0.012, -0.004]</w:t>
+            </w:r>
+          </w:p>
+        </w:tc>
+        <w:tc>
+          <w:tcPr>
+            <w:tcW w:type="dxa" w:w="2160"/>
+          </w:tcPr>
+          <w:p>
+            <w:r>
+              <w:rPr>
+                <w:sz w:val="16"/>
+              </w:rPr>
+              <w:t>315/320 valid</w:t>
+            </w:r>
+          </w:p>
+        </w:tc>
+      </w:tr>
+      <w:tr>
+        <w:tc>
+          <w:tcPr>
+            <w:tcW w:type="dxa" w:w="2160"/>
+          </w:tcPr>
+          <w:p>
+            <w:r>
+              <w:rPr>
+                <w:sz w:val="16"/>
+              </w:rPr>
+              <w:t>Robust: cue location</w:t>
+            </w:r>
+          </w:p>
+        </w:tc>
+        <w:tc>
+          <w:tcPr>
+            <w:tcW w:type="dxa" w:w="2160"/>
+          </w:tcPr>
+          <w:p>
+            <w:r>
+              <w:rPr>
+                <w:sz w:val="16"/>
+              </w:rPr>
+              <w:t>Regret</w:t>
+            </w:r>
+          </w:p>
+        </w:tc>
+        <w:tc>
+          <w:tcPr>
+            <w:tcW w:type="dxa" w:w="2160"/>
+          </w:tcPr>
+          <w:p>
+            <w:r>
+              <w:rPr>
+                <w:sz w:val="16"/>
+              </w:rPr>
+              <w:t>0.008 [0.004, 0.012]</w:t>
+            </w:r>
+          </w:p>
+        </w:tc>
+        <w:tc>
+          <w:tcPr>
+            <w:tcW w:type="dxa" w:w="2160"/>
+          </w:tcPr>
+          <w:p>
+            <w:r>
+              <w:rPr>
+                <w:sz w:val="16"/>
+              </w:rPr>
+              <w:t>315/320 valid</w:t>
+            </w:r>
+          </w:p>
+        </w:tc>
+      </w:tr>
     </w:tbl>
     <w:p>
       <w:r>
         <w:drawing>
           <wp:inline xmlns:a="http://schemas.openxmlformats.org/drawingml/2006/main" xmlns:pic="http://schemas.openxmlformats.org/drawingml/2006/picture">
-            <wp:extent cx="5760720" cy="3329381"/>
+            <wp:extent cx="5760720" cy="3836672"/>
             <wp:docPr id="7" name="Picture 7"/>
             <wp:cNvGraphicFramePr>
               <a:graphicFrameLocks noChangeAspect="1"/>
@@ -5177,7 +5403,7 @@
                   <pic:spPr>
                     <a:xfrm>
                       <a:off x="0" y="0"/>
-                      <a:ext cx="5760720" cy="3329381"/>
+                      <a:ext cx="5760720" cy="3836672"/>
                     </a:xfrm>
                     <a:prstGeom prst="rect"/>
                   </pic:spPr>
@@ -6333,7 +6559,7 @@
           <w:b w:val="0"/>
           <w:i w:val="0"/>
         </w:rPr>
-        <w:t xml:space="preserve"> Under the controlled environment, the explicitness of the goal statement mattered far more for representation fidelity than storefront framing did. Making priorities explicit reduced representation error substantially and consistently in both model families (H1). Ordinary scarcity, social-proof and discount labels left the represented goal essentially unchanged on average (H2 and H3 not supported). The cues nonetheless changed behaviour around the representation. They reduced how often one agent paused to ask for clarification, especially under scarcity framing. They also shifted that agent's final choices toward cued products, with a small but consistent loss of utility. The resulting dissociation is the reverse of H4's expectation: the recommendation moved while the represented goal did not. The robustness datasets qualify this picture. The null representation shift replicated under an alternate request wording and a permuted product order. The cue effects on clarification and utility did not: with the alternate wording the clarification effect reversed sign (+0.203 (95% CI +0.104 to +0.292)), and with permuted order both effects were indistinguishable from zero. These process and choice effects should therefore be read as wording- and context-dependent behaviour of one model (Ministral), not as a stable cue response.</w:t>
+        <w:t xml:space="preserve"> Under the controlled environment, the explicitness of the goal statement mattered far more for representation fidelity than storefront framing did. Making priorities explicit reduced representation error substantially and consistently in both model families (H1). Ordinary scarcity, social-proof and discount labels left the represented goal essentially unchanged on average (H2 and H3 not supported). The cues nonetheless changed behaviour around the representation. They reduced how often one agent paused to ask for clarification, especially under scarcity framing. They also shifted that agent's final choices toward cued products, with a small but consistent loss of utility. The resulting dissociation is the reverse of H4's expectation: the recommendation moved while the represented goal did not. The robustness datasets qualify this picture. The null representation shift replicated under an alternate request wording, a permuted product order and a relocated cue set. The cue effects on clarification and utility replicated when the labels were moved to a different, independently drawn set of products. Ministral's share of cued top products rose by +0.505 (95% CI +0.419 to +0.571), so its choices follow whichever products carry a cue. These effects did not replicate under other presentations. With the alternate wording the clarification effect reversed sign (+0.203 (95% CI +0.104 to +0.292)), and with permuted order both effects were indistinguishable from zero. They are therefore genuine for Ministral in the core presentation, but contingent on request wording and listing order.</w:t>
       </w:r>
     </w:p>
     <w:p>
@@ -6364,7 +6590,7 @@
           <w:b w:val="0"/>
           <w:i w:val="0"/>
         </w:rPr>
-        <w:t>The clarification results add a second lesson. Both agents typically asked pairwise or multi-attribute trade-off questions. Gemini asked, for example, "which is more important to you: keeping the price as low as possible, or prioritizing higher durability for long-term use throughout college?" Ministral often asked about battery life, which is not part of the controlled objective. Under the frozen protocol, the simulated shopper answers only single-dimension questions, so it could not use these. Asking was common, but informative asking was rare. In deployed settings, whether a clarifying question helps depends on whether it is one the customer can actually answer. The frequency of questions is not a measure of customer-centricity.</w:t>
+        <w:t>The clarification results add a second lesson. Both agents typically asked pairwise or multi-attribute trade-off questions. Gemini asked, for example, "which is more important to you: keeping the price as low as possible, or prioritizing higher durability for long-term use throughout college?" Ministral often asked about battery life, which is not part of the controlled objective. Under the frozen protocol, the simulated shopper answers only single-dimension questions, so it could not use these. Asking was common but informative asking rare; question frequency is not a measure of customer-centricity.</w:t>
       </w:r>
     </w:p>
     <w:p>
@@ -6373,7 +6599,7 @@
           <w:b w:val="0"/>
           <w:i w:val="0"/>
         </w:rPr>
-        <w:t>Finally, the two model families behaved differently. Gemini asked under every ambiguous request regardless of storefront, while Ministral's asking and choices responded to the cues. "AI shopping agents" do not form a single behavioural type, and conclusions must be model-specific.</w:t>
+        <w:t>Finally, Gemini asked under every ambiguous request regardless of storefront, while Ministral's asking and choices responded to cues: conclusions must be model-specific.</w:t>
       </w:r>
     </w:p>
     <w:p>
@@ -6774,7 +7000,7 @@
           <w:b w:val="0"/>
           <w:i w:val="0"/>
         </w:rPr>
-        <w:t>Before an AI shopping agent recommends anything, it forms a picture of what the customer wants. This audit measured that picture against a known objective. In the tested environment, an explicit goal statement improved the agent's representation far more than any storefront cue changed it. Ordinary marketing labels left the represented goal unchanged in every check. In the core design they changed whether one agent asked for clarification and which product it chose, but these process effects were sensitive to request wording and product order. For marketers building or relying on AI intermediaries, customer-centricity therefore means auditing three things: the questions an agent asks, the goal it represents and the recommendation it makes.</w:t>
+        <w:t>Before an AI shopping agent recommends anything, it forms a picture of what the customer wants. This audit measured that picture against a known objective. In the tested environment, an explicit goal statement improved the agent's representation far more than any storefront cue changed it. Ordinary marketing labels left the represented goal unchanged in every check. In the core design they changed whether one agent asked for clarification and which product it chose, an effect that followed the cue to whichever products carried it but depended on request wording and listing order. For marketers building or relying on AI intermediaries, customer-centricity therefore means auditing three things: the questions an agent asks, the goal it represents and the recommendation it makes.</w:t>
       </w:r>
     </w:p>
     <w:p>

--- a/submission/final_manuscript.docx
+++ b/submission/final_manuscript.docx
@@ -2422,7 +2422,7 @@
           <w:b w:val="0"/>
           <w:i w:val="0"/>
         </w:rPr>
-        <w:t xml:space="preserve"> Figure 8 plots each matched pair's ΔD against its utility change.</w:t>
+        <w:t xml:space="preserve"> Figure 6 plots each matched pair's ΔD against its utility change.</w:t>
       </w:r>
     </w:p>
     <w:p>
@@ -4322,7 +4322,7 @@
         <w:rPr>
           <w:i/>
         </w:rPr>
-        <w:t>Figure 8. Representation shift versus utility change in matched pairs (ambiguous goal).</w:t>
+        <w:t>Figure 6. Representation shift versus utility change in matched pairs (ambiguous goal).</w:t>
       </w:r>
     </w:p>
     <w:p>
@@ -5419,7 +5419,7 @@
         <w:rPr>
           <w:i/>
         </w:rPr>
-        <w:t>Figure 6. Primary contrasts by model and robustness dataset (95% scenario-bootstrap intervals).</w:t>
+        <w:t>Figure 7. Primary contrasts by model and robustness dataset (95% scenario-bootstrap intervals).</w:t>
       </w:r>
     </w:p>
     <w:p>
@@ -5486,7 +5486,7 @@
           <w:b w:val="0"/>
           <w:i w:val="0"/>
         </w:rPr>
-        <w:t xml:space="preserve"> are model-behaviour or protocol outcomes. Gemini had none (none). Ministral's were clarification order violation (1), interface contract violation (35), schema validation failure (3). Most were plain-text answers without the required tool call. None was a provider failure, so none was eligible for the frozen technical re-run.</w:t>
+        <w:t xml:space="preserve"> are model-behaviour or protocol outcomes. Gemini had 0. Ministral's were clarification order violation (1), interface contract violation (35), schema validation failure (3). Most were plain-text answers without the required tool call. None was a provider failure, so none was eligible for the frozen technical re-run.</w:t>
       </w:r>
     </w:p>
     <w:p>
@@ -5579,7 +5579,7 @@
           <w:b w:val="0"/>
           <w:i w:val="0"/>
         </w:rPr>
-        <w:t>The cue-term detector is a fixed keyword list with a non-zero neutral baseline, so commercial-minus-neutral differences are the meaningful quantities. Figure 7 traces one case selected by a rule fixed in code: the most frequent behavioural category among ambiguous commercial runs, then the first trial by identifier.</w:t>
+        <w:t>The cue-term detector is a fixed keyword list with a non-zero neutral baseline, so commercial-minus-neutral differences are the meaningful quantities. Figure 8 traces one case selected by a rule fixed in code: the most frequent behavioural category among ambiguous commercial runs, then the first trial by identifier.</w:t>
       </w:r>
     </w:p>
     <w:p>
@@ -6529,7 +6529,7 @@
         <w:rPr>
           <w:i/>
         </w:rPr>
-        <w:t>Figure 7. Representative failure pathway (selected by a pre-specified rule).</w:t>
+        <w:t>Figure 8. Representative failure pathway (selected by a pre-specified rule).</w:t>
       </w:r>
     </w:p>
     <w:p>
